--- a/vvdn/protocols/spi/spi-circuit-and-hardware-connections.docx
+++ b/vvdn/protocols/spi/spi-circuit-and-hardware-connections.docx
@@ -187,7 +187,7 @@
           <w:color w:val="282C34"/>
           <w:sz w:val="21"/>
         </w:rPr>
-        <w:t>Series Damping Resistors ($R_{series} = 22\,\Omega \dots 33\,\Omega$)</w:t>
+        <w:t>Series Damping Resistors (R_series = 22 Ω ... 33 Ω)</w:t>
       </w:r>
       <w:r>
         <w:rPr>
@@ -208,37 +208,7 @@
           <w:color w:val="282C34"/>
           <w:sz w:val="21"/>
         </w:rPr>
-        <w:t>High-speed SPI edges have fast slew rates (</w:t>
-      </w:r>
-      <w:r>
-        <w:rPr>
-          <w:i/>
-          <w:color w:val="145AA0"/>
-          <w:sz w:val="21"/>
-        </w:rPr>
-        <w:t>t_{rise &lt; 1.5\,ns</w:t>
-      </w:r>
-      <w:r>
-        <w:rPr>
-          <w:color w:val="282C34"/>
-          <w:sz w:val="21"/>
-        </w:rPr>
-        <w:t xml:space="preserve">). At frequencies </w:t>
-      </w:r>
-      <w:r>
-        <w:rPr>
-          <w:i/>
-          <w:color w:val="145AA0"/>
-          <w:sz w:val="21"/>
-        </w:rPr>
-        <w:t>≥ 10\,MHz</w:t>
-      </w:r>
-      <w:r>
-        <w:rPr>
-          <w:color w:val="282C34"/>
-          <w:sz w:val="21"/>
-        </w:rPr>
-        <w:t>, PCB traces longer than a few centimeters behave as transmission lines.</w:t>
+        <w:t>High-speed SPI edges have fast slew rates (t_rise &lt; 1.5 ns). At frequencies &gt;= 10 MHz, PCB traces longer than a few centimeters behave as transmission lines.</w:t>
       </w:r>
     </w:p>
     <w:p>
@@ -267,7 +237,7 @@
           <w:color w:val="282C34"/>
           <w:sz w:val="21"/>
         </w:rPr>
-        <w:t>Chip Select Pull-Up Resistor ($10\,\text{k}\Omega$ to $V_{DD}$)</w:t>
+        <w:t>Chip Select Pull-Up Resistor (10 kΩ to V_DD)</w:t>
       </w:r>
       <w:r>
         <w:rPr>
@@ -302,22 +272,7 @@
           <w:color w:val="282C34"/>
           <w:sz w:val="21"/>
         </w:rPr>
-        <w:t xml:space="preserve">An external pull-up resistor guarantees that </w:t>
-      </w:r>
-      <w:r>
-        <w:rPr>
-          <w:i/>
-          <w:color w:val="145AA0"/>
-          <w:sz w:val="21"/>
-        </w:rPr>
-        <w:t>\overline{CS</w:t>
-      </w:r>
-      <w:r>
-        <w:rPr>
-          <w:color w:val="282C34"/>
-          <w:sz w:val="21"/>
-        </w:rPr>
-        <w:t xml:space="preserve"> remains firmly at Logic HIGH during system boot, keeping the peripheral disabled and preventing spurious commands on the SPI bus.</w:t>
+        <w:t>An external pull-up resistor guarantees that NOT(CS) remains firmly at Logic HIGH during system boot, keeping the peripheral disabled and preventing spurious commands on the SPI bus.</w:t>
       </w:r>
     </w:p>
     <w:p>
@@ -353,37 +308,7 @@
           <w:color w:val="282C34"/>
           <w:sz w:val="21"/>
         </w:rPr>
-        <w:t xml:space="preserve">Place a </w:t>
-      </w:r>
-      <w:r>
-        <w:rPr>
-          <w:i/>
-          <w:color w:val="145AA0"/>
-          <w:sz w:val="21"/>
-        </w:rPr>
-        <w:t>0.1\,µF</w:t>
-      </w:r>
-      <w:r>
-        <w:rPr>
-          <w:color w:val="282C34"/>
-          <w:sz w:val="21"/>
-        </w:rPr>
-        <w:t xml:space="preserve"> X7R ceramic capacitor directly adjacent to the peripheral's </w:t>
-      </w:r>
-      <w:r>
-        <w:rPr>
-          <w:i/>
-          <w:color w:val="145AA0"/>
-          <w:sz w:val="21"/>
-        </w:rPr>
-        <w:t>V_{DD</w:t>
-      </w:r>
-      <w:r>
-        <w:rPr>
-          <w:color w:val="282C34"/>
-          <w:sz w:val="21"/>
-        </w:rPr>
-        <w:t xml:space="preserve"> pin, with a low-inductance via directly to the ground plane.</w:t>
+        <w:t>Place a 0.1 µF X7R ceramic capacitor directly adjacent to the peripheral's V_DD pin, with a low-inductance via directly to the ground plane.</w:t>
       </w:r>
     </w:p>
     <w:p>
@@ -545,22 +470,7 @@
           <w:color w:val="282C34"/>
           <w:sz w:val="21"/>
         </w:rPr>
-        <w:t xml:space="preserve">Peripherals must float their MISO pin in high-impedance mode whenever their </w:t>
-      </w:r>
-      <w:r>
-        <w:rPr>
-          <w:i/>
-          <w:color w:val="145AA0"/>
-          <w:sz w:val="21"/>
-        </w:rPr>
-        <w:t>\overline{CS</w:t>
-      </w:r>
-      <w:r>
-        <w:rPr>
-          <w:color w:val="282C34"/>
-          <w:sz w:val="21"/>
-        </w:rPr>
-        <w:t xml:space="preserve"> is HIGH.</w:t>
+        <w:t>Peripherals must float their MISO pin in high-impedance mode whenever their NOT(CS) is HIGH.</w:t>
       </w:r>
     </w:p>
     <w:p>
@@ -618,37 +528,7 @@
           <w:color w:val="282C34"/>
           <w:sz w:val="21"/>
         </w:rPr>
-        <w:t xml:space="preserve">Each added device adds </w:t>
-      </w:r>
-      <w:r>
-        <w:rPr>
-          <w:i/>
-          <w:color w:val="145AA0"/>
-          <w:sz w:val="21"/>
-        </w:rPr>
-        <w:t>5\,pF \dots 10\,pF</w:t>
-      </w:r>
-      <w:r>
-        <w:rPr>
-          <w:color w:val="282C34"/>
-          <w:sz w:val="21"/>
-        </w:rPr>
-        <w:t xml:space="preserve"> of pin input capacitance plus trace capacitance (</w:t>
-      </w:r>
-      <w:r>
-        <w:rPr>
-          <w:i/>
-          <w:color w:val="145AA0"/>
-          <w:sz w:val="21"/>
-        </w:rPr>
-        <w:t>C_L \approx 1\,pF/cm</w:t>
-      </w:r>
-      <w:r>
-        <w:rPr>
-          <w:color w:val="282C34"/>
-          <w:sz w:val="21"/>
-        </w:rPr>
-        <w:t>).</w:t>
+        <w:t>Each added device adds 5 pF ... 10 pF of pin input capacitance plus trace capacitance (C_L ≈ 1 pF/cm).</w:t>
       </w:r>
     </w:p>
     <w:p>
@@ -662,22 +542,22 @@
           <w:color w:val="282C34"/>
           <w:sz w:val="21"/>
         </w:rPr>
-        <w:t xml:space="preserve">Total bus capacitance slows clock rise times: </w:t>
+        <w:t xml:space="preserve">Total bus capacitance slows clock rise times: t_r ≈ 2.2 </w:t>
       </w:r>
       <w:r>
         <w:rPr>
           <w:i/>
-          <w:color w:val="145AA0"/>
+          <w:color w:val="282C34"/>
           <w:sz w:val="21"/>
         </w:rPr>
-        <w:t>t_r \approx 2.2 × R_{driver × C_{total</w:t>
+        <w:t xml:space="preserve"> R_driver </w:t>
       </w:r>
       <w:r>
         <w:rPr>
           <w:color w:val="282C34"/>
           <w:sz w:val="21"/>
         </w:rPr>
-        <w:t>. Reduce clock frequency if more than 3 to 4 targets share the bus.</w:t>
+        <w:t xml:space="preserve"> C_total. Reduce clock frequency if more than 3 to 4 targets share the bus.</w:t>
       </w:r>
     </w:p>
     <w:p>
@@ -898,7 +778,7 @@
           <w:color w:val="282C34"/>
           <w:sz w:val="21"/>
         </w:rPr>
-        <w:t>$\overline{\text{CS}}$</w:t>
+        <w:t>NOT(CS)</w:t>
       </w:r>
       <w:r>
         <w:rPr>
@@ -1092,52 +972,7 @@
           <w:color w:val="282C34"/>
           <w:sz w:val="21"/>
         </w:rPr>
-        <w:t xml:space="preserve">) within </w:t>
-      </w:r>
-      <w:r>
-        <w:rPr>
-          <w:i/>
-          <w:color w:val="145AA0"/>
-          <w:sz w:val="21"/>
-        </w:rPr>
-        <w:t>± 1.0\,mm</w:t>
-      </w:r>
-      <w:r>
-        <w:rPr>
-          <w:color w:val="282C34"/>
-          <w:sz w:val="21"/>
-        </w:rPr>
-        <w:t xml:space="preserve"> (</w:t>
-      </w:r>
-      <w:r>
-        <w:rPr>
-          <w:i/>
-          <w:color w:val="145AA0"/>
-          <w:sz w:val="21"/>
-        </w:rPr>
-        <w:t>\approx 6\,ps</w:t>
-      </w:r>
-      <w:r>
-        <w:rPr>
-          <w:color w:val="282C34"/>
-          <w:sz w:val="21"/>
-        </w:rPr>
-        <w:t xml:space="preserve"> skew) to prevent data phase misalignment at </w:t>
-      </w:r>
-      <w:r>
-        <w:rPr>
-          <w:i/>
-          <w:color w:val="145AA0"/>
-          <w:sz w:val="21"/>
-        </w:rPr>
-        <w:t>104\,MHz - 133\,MHz</w:t>
-      </w:r>
-      <w:r>
-        <w:rPr>
-          <w:color w:val="282C34"/>
-          <w:sz w:val="21"/>
-        </w:rPr>
-        <w:t>.</w:t>
+        <w:t>) within ± 1.0 mm (≈ 6 ps skew) to prevent data phase misalignment at 104 MHz - 133 MHz.</w:t>
       </w:r>
     </w:p>
     <w:p>
@@ -1181,22 +1016,7 @@
           <w:color w:val="282C34"/>
           <w:sz w:val="21"/>
         </w:rPr>
-        <w:t xml:space="preserve">: Design traces with </w:t>
-      </w:r>
-      <w:r>
-        <w:rPr>
-          <w:i/>
-          <w:color w:val="145AA0"/>
-          <w:sz w:val="21"/>
-        </w:rPr>
-        <w:t>50\,\Omega ± 10\%</w:t>
-      </w:r>
-      <w:r>
-        <w:rPr>
-          <w:color w:val="282C34"/>
-          <w:sz w:val="21"/>
-        </w:rPr>
-        <w:t xml:space="preserve"> single-ended characteristic impedance.</w:t>
+        <w:t>: Design traces with 50 Ω ± 10\% single-ended characteristic impedance.</w:t>
       </w:r>
     </w:p>
     <w:p>
@@ -1229,22 +1049,7 @@
           <w:color w:val="282C34"/>
           <w:sz w:val="21"/>
         </w:rPr>
-        <w:t>Used in high-voltage automotive EV Battery Management Systems (BMS), motor drives, and solar inverters to cross hazardous voltage barriers (</w:t>
-      </w:r>
-      <w:r>
-        <w:rPr>
-          <w:i/>
-          <w:color w:val="145AA0"/>
-          <w:sz w:val="21"/>
-        </w:rPr>
-        <w:t>&gt; 1500\,V_{rms</w:t>
-      </w:r>
-      <w:r>
-        <w:rPr>
-          <w:color w:val="282C34"/>
-          <w:sz w:val="21"/>
-        </w:rPr>
-        <w:t>):</w:t>
+        <w:t>Used in high-voltage automotive EV Battery Management Systems (BMS), motor drives, and solar inverters to cross hazardous voltage barriers (&gt; 1500 V_rms):</w:t>
       </w:r>
     </w:p>
     <w:tbl>
@@ -1369,22 +1174,7 @@
           <w:color w:val="282C34"/>
           <w:sz w:val="21"/>
         </w:rPr>
-        <w:t xml:space="preserve">: Digital isolators introduce </w:t>
-      </w:r>
-      <w:r>
-        <w:rPr>
-          <w:i/>
-          <w:color w:val="145AA0"/>
-          <w:sz w:val="21"/>
-        </w:rPr>
-        <w:t>8\,ns \dots 15\,ns</w:t>
-      </w:r>
-      <w:r>
-        <w:rPr>
-          <w:color w:val="282C34"/>
-          <w:sz w:val="21"/>
-        </w:rPr>
-        <w:t xml:space="preserve"> propagation delay in </w:t>
+        <w:t xml:space="preserve">: Digital isolators introduce 8 ns ... 15 ns propagation delay in </w:t>
       </w:r>
       <w:r>
         <w:rPr>
@@ -1399,22 +1189,7 @@
           <w:color w:val="282C34"/>
           <w:sz w:val="21"/>
         </w:rPr>
-        <w:t xml:space="preserve"> direction. Total round-trip delay is doubled (</w:t>
-      </w:r>
-      <w:r>
-        <w:rPr>
-          <w:i/>
-          <w:color w:val="145AA0"/>
-          <w:sz w:val="21"/>
-        </w:rPr>
-        <w:t>2 × t_{prop \approx 20\,ns - 30\,ns</w:t>
-      </w:r>
-      <w:r>
-        <w:rPr>
-          <w:color w:val="282C34"/>
-          <w:sz w:val="21"/>
-        </w:rPr>
-        <w:t>).</w:t>
+        <w:t xml:space="preserve"> direction. Total round-trip delay is doubled (2 * t_prop ≈ 20 ns - 30 ns).</w:t>
       </w:r>
     </w:p>
     <w:p>
@@ -1436,80 +1211,53 @@
           <w:color w:val="282C34"/>
           <w:sz w:val="21"/>
         </w:rPr>
-        <w:t xml:space="preserve">: With a </w:t>
-      </w:r>
-      <w:r>
-        <w:rPr>
-          <w:i/>
-          <w:color w:val="145AA0"/>
-          <w:sz w:val="21"/>
-        </w:rPr>
-        <w:t>12\,ns</w:t>
-      </w:r>
-      <w:r>
-        <w:rPr>
-          <w:color w:val="282C34"/>
-          <w:sz w:val="21"/>
-        </w:rPr>
-        <w:t xml:space="preserve"> isolator and </w:t>
-      </w:r>
-      <w:r>
-        <w:rPr>
-          <w:i/>
-          <w:color w:val="145AA0"/>
-          <w:sz w:val="21"/>
-        </w:rPr>
-        <w:t>10\,ns</w:t>
-      </w:r>
-      <w:r>
-        <w:rPr>
-          <w:color w:val="282C34"/>
-          <w:sz w:val="21"/>
-        </w:rPr>
-        <w:t xml:space="preserve"> peripheral clock-to-output time (</w:t>
-      </w:r>
-      <w:r>
-        <w:rPr>
-          <w:i/>
-          <w:color w:val="145AA0"/>
-          <w:sz w:val="21"/>
-        </w:rPr>
-        <w:t>t_{CO</w:t>
-      </w:r>
-      <w:r>
-        <w:rPr>
-          <w:color w:val="282C34"/>
-          <w:sz w:val="21"/>
-        </w:rPr>
-        <w:t>), the maximum safe read frequency is capped at:</w:t>
+        <w:t>: With a 12 ns isolator and 10 ns peripheral clock-to-output time (t_CO), the maximum safe read frequency is capped at:</w:t>
       </w:r>
     </w:p>
-    <w:p>
-      <w:pPr>
-        <w:spacing w:after="80"/>
-      </w:pPr>
-      <w:r>
-        <w:rPr>
-          <w:i/>
-          <w:color w:val="145AA0"/>
-          <w:sz w:val="21"/>
-        </w:rPr>
-      </w:r>
-      <w:r>
-        <w:rPr>
-          <w:color w:val="282C34"/>
-          <w:sz w:val="21"/>
-        </w:rPr>
-        <w:t>f_{max} \le \frac{1}{2 \cdot (t_{prop} + t_{CO} + t_{SU})} \approx \frac{1}{2 \cdot (12\text{ns} + 10\text{ns} + 4\text{ns})} \approx 19.2\,\text{MHz}</w:t>
-      </w:r>
-      <w:r>
-        <w:rPr>
-          <w:i/>
-          <w:color w:val="145AA0"/>
-          <w:sz w:val="21"/>
-        </w:rPr>
-      </w:r>
-    </w:p>
+    <w:tbl>
+      <w:tblPr>
+        <w:tblW w:type="auto" w:w="0"/>
+        <w:jc w:val="center"/>
+        <w:tblLook w:firstColumn="1" w:firstRow="1" w:lastColumn="0" w:lastRow="0" w:noHBand="0" w:noVBand="1" w:val="04A0"/>
+      </w:tblPr>
+      <w:tblGrid>
+        <w:gridCol w:w="9792"/>
+      </w:tblGrid>
+      <w:tr>
+        <w:tc>
+          <w:tcPr>
+            <w:tcW w:type="dxa" w:w="9792"/>
+            <w:shd w:fill="F5F6F8"/>
+            <w:tcMar>
+              <w:top w:w="80" w:type="dxa"/>
+              <w:bottom w:w="80" w:type="dxa"/>
+              <w:left w:w="140" w:type="dxa"/>
+              <w:right w:w="140" w:type="dxa"/>
+            </w:tcMar>
+            <w:tcBorders>
+              <w:left w:val="single" w:sz="18" w:space="0" w:color="CBD5E0"/>
+              <w:top w:val="none"/>
+              <w:right w:val="none"/>
+              <w:bottom w:val="none"/>
+            </w:tcBorders>
+          </w:tcPr>
+          <w:p>
+            <w:pPr>
+              <w:spacing w:line="240" w:lineRule="auto" w:after="0"/>
+            </w:pPr>
+            <w:r>
+              <w:rPr>
+                <w:rFonts w:ascii="Consolas" w:hAnsi="Consolas"/>
+                <w:color w:val="2D3748"/>
+                <w:sz w:val="18"/>
+              </w:rPr>
+              <w:t>f_max &lt;= 1 / (2 * (t_prop + t_CO + t_SU)) ≈ 1 / (2 * (12ns + 10ns + 4ns)) ≈ 19.2 MHz</w:t>
+            </w:r>
+          </w:p>
+        </w:tc>
+      </w:tr>
+    </w:tbl>
+    <w:p/>
     <w:sectPr>
       <w:footerReference w:type="default" r:id="rId9"/>
       <w:pgSz w:w="12240" w:h="15840"/>
